--- a/rapports/2026-06-06/EQ18/EQ18_sup_v2/DR_malforme_1_31101E_11/47-63-42-44.docx
+++ b/rapports/2026-06-06/EQ18/EQ18_sup_v2/DR_malforme_1_31101E_11/47-63-42-44.docx
@@ -297,7 +297,7 @@
           <w:color w:val="1F6FEB"/>
           <w:sz w:val="22"/>
         </w:rPr>
-        <w:t>⚠ INCOHÉRENCES À CORRIGER (38)</w:t>
+        <w:t>⚠ INCOHÉRENCES À CORRIGER (34)</w:t>
       </w:r>
     </w:p>
     <w:tbl>
@@ -486,96 +486,6 @@
                 <w:sz w:val="17"/>
               </w:rPr>
               <w:t>Incoherence! Aldjouma sidibé dispose d'un téléphone portable à s01q39, donc la raison évoquée ne peut pas être (ne dispose pas d'appareil).</w:t>
-            </w:r>
-          </w:p>
-        </w:tc>
-      </w:tr>
-      <w:tr>
-        <w:tc>
-          <w:tcPr>
-            <w:tcW w:type="dxa" w:w="964"/>
-          </w:tcPr>
-          <w:p>
-            <w:r>
-              <w:rPr>
-                <w:b/>
-                <w:i w:val="0"/>
-                <w:color w:val="DC2626"/>
-                <w:sz w:val="16"/>
-              </w:rPr>
-              <w:t>Haute</w:t>
-            </w:r>
-          </w:p>
-        </w:tc>
-        <w:tc>
-          <w:tcPr>
-            <w:tcW w:type="dxa" w:w="1247"/>
-          </w:tcPr>
-          <w:p>
-            <w:r>
-              <w:rPr>
-                <w:b/>
-                <w:i w:val="0"/>
-                <w:sz w:val="16"/>
-              </w:rPr>
-              <w:t>S02</w:t>
-              <w:br/>
-            </w:r>
-            <w:r>
-              <w:rPr>
-                <w:b w:val="0"/>
-                <w:i w:val="0"/>
-                <w:color w:val="64748B"/>
-                <w:sz w:val="14"/>
-              </w:rPr>
-              <w:t>Éducation</w:t>
-            </w:r>
-          </w:p>
-        </w:tc>
-        <w:tc>
-          <w:tcPr>
-            <w:tcW w:type="dxa" w:w="1531"/>
-          </w:tcPr>
-          <w:p>
-            <w:r>
-              <w:rPr>
-                <w:b/>
-                <w:i w:val="0"/>
-                <w:color w:val="16A34A"/>
-                <w:sz w:val="16"/>
-              </w:rPr>
-              <w:t>—</w:t>
-            </w:r>
-          </w:p>
-        </w:tc>
-        <w:tc>
-          <w:tcPr>
-            <w:tcW w:type="dxa" w:w="1191"/>
-          </w:tcPr>
-          <w:p>
-            <w:r>
-              <w:rPr>
-                <w:b w:val="0"/>
-                <w:i w:val="0"/>
-                <w:color w:val="64748B"/>
-                <w:sz w:val="16"/>
-              </w:rPr>
-              <w:t>GT-CQ</w:t>
-            </w:r>
-          </w:p>
-        </w:tc>
-        <w:tc>
-          <w:tcPr>
-            <w:tcW w:type="dxa" w:w="4706"/>
-          </w:tcPr>
-          <w:p>
-            <w:r>
-              <w:rPr>
-                <w:b w:val="0"/>
-                <w:i w:val="0"/>
-                <w:sz w:val="17"/>
-              </w:rPr>
-              <w:t>Incohérence!!! seulement les écoles privées paient les frais de scolarité (y compris les frais d'inscription).</w:t>
             </w:r>
           </w:p>
         </w:tc>
@@ -1476,276 +1386,6 @@
                 <w:sz w:val="17"/>
               </w:rPr>
               <w:t>Attention! Veillez bien renseigner les contacts dans les questions de 0.14 ou 0.16 ou 0.18.</w:t>
-            </w:r>
-          </w:p>
-        </w:tc>
-      </w:tr>
-      <w:tr>
-        <w:tc>
-          <w:tcPr>
-            <w:tcW w:type="dxa" w:w="964"/>
-          </w:tcPr>
-          <w:p>
-            <w:r>
-              <w:rPr>
-                <w:b/>
-                <w:i w:val="0"/>
-                <w:color w:val="EA580C"/>
-                <w:sz w:val="16"/>
-              </w:rPr>
-              <w:t>Moyenne</w:t>
-            </w:r>
-          </w:p>
-        </w:tc>
-        <w:tc>
-          <w:tcPr>
-            <w:tcW w:type="dxa" w:w="1247"/>
-          </w:tcPr>
-          <w:p>
-            <w:r>
-              <w:rPr>
-                <w:b/>
-                <w:i w:val="0"/>
-                <w:sz w:val="16"/>
-              </w:rPr>
-              <w:t>S01</w:t>
-              <w:br/>
-            </w:r>
-            <w:r>
-              <w:rPr>
-                <w:b w:val="0"/>
-                <w:i w:val="0"/>
-                <w:color w:val="64748B"/>
-                <w:sz w:val="14"/>
-              </w:rPr>
-              <w:t>Démographie</w:t>
-            </w:r>
-          </w:p>
-        </w:tc>
-        <w:tc>
-          <w:tcPr>
-            <w:tcW w:type="dxa" w:w="1531"/>
-          </w:tcPr>
-          <w:p>
-            <w:r>
-              <w:rPr>
-                <w:b/>
-                <w:i w:val="0"/>
-                <w:color w:val="16A34A"/>
-                <w:sz w:val="16"/>
-              </w:rPr>
-              <w:t>s00q27, s01q03a, s01q03b, s01q03c, s01q00b</w:t>
-            </w:r>
-          </w:p>
-        </w:tc>
-        <w:tc>
-          <w:tcPr>
-            <w:tcW w:type="dxa" w:w="1191"/>
-          </w:tcPr>
-          <w:p>
-            <w:r>
-              <w:rPr>
-                <w:b w:val="0"/>
-                <w:i w:val="0"/>
-                <w:color w:val="64748B"/>
-                <w:sz w:val="16"/>
-              </w:rPr>
-              <w:t>GT-CQ</w:t>
-            </w:r>
-          </w:p>
-        </w:tc>
-        <w:tc>
-          <w:tcPr>
-            <w:tcW w:type="dxa" w:w="4706"/>
-          </w:tcPr>
-          <w:p>
-            <w:r>
-              <w:rPr>
-                <w:b w:val="0"/>
-                <w:i w:val="0"/>
-                <w:sz w:val="17"/>
-              </w:rPr>
-              <w:t>Les informations sur l'acte de naissance (ni Jours, ni mois et ni années) de  mariama sow  manquent, s'il vous plait pouvez-vous fournir d'effort pour avoir ces informations.</w:t>
-            </w:r>
-          </w:p>
-        </w:tc>
-      </w:tr>
-      <w:tr>
-        <w:tc>
-          <w:tcPr>
-            <w:tcW w:type="dxa" w:w="964"/>
-          </w:tcPr>
-          <w:p>
-            <w:r>
-              <w:rPr>
-                <w:b/>
-                <w:i w:val="0"/>
-                <w:color w:val="EA580C"/>
-                <w:sz w:val="16"/>
-              </w:rPr>
-              <w:t>Moyenne</w:t>
-            </w:r>
-          </w:p>
-        </w:tc>
-        <w:tc>
-          <w:tcPr>
-            <w:tcW w:type="dxa" w:w="1247"/>
-          </w:tcPr>
-          <w:p>
-            <w:r>
-              <w:rPr>
-                <w:b/>
-                <w:i w:val="0"/>
-                <w:sz w:val="16"/>
-              </w:rPr>
-              <w:t>S01</w:t>
-              <w:br/>
-            </w:r>
-            <w:r>
-              <w:rPr>
-                <w:b w:val="0"/>
-                <w:i w:val="0"/>
-                <w:color w:val="64748B"/>
-                <w:sz w:val="14"/>
-              </w:rPr>
-              <w:t>Démographie</w:t>
-            </w:r>
-          </w:p>
-        </w:tc>
-        <w:tc>
-          <w:tcPr>
-            <w:tcW w:type="dxa" w:w="1531"/>
-          </w:tcPr>
-          <w:p>
-            <w:r>
-              <w:rPr>
-                <w:b/>
-                <w:i w:val="0"/>
-                <w:color w:val="16A34A"/>
-                <w:sz w:val="16"/>
-              </w:rPr>
-              <w:t>s00q27, s01q03a, s01q03b, s01q03c, s01q00b</w:t>
-            </w:r>
-          </w:p>
-        </w:tc>
-        <w:tc>
-          <w:tcPr>
-            <w:tcW w:type="dxa" w:w="1191"/>
-          </w:tcPr>
-          <w:p>
-            <w:r>
-              <w:rPr>
-                <w:b w:val="0"/>
-                <w:i w:val="0"/>
-                <w:color w:val="64748B"/>
-                <w:sz w:val="16"/>
-              </w:rPr>
-              <w:t>GT-CQ</w:t>
-            </w:r>
-          </w:p>
-        </w:tc>
-        <w:tc>
-          <w:tcPr>
-            <w:tcW w:type="dxa" w:w="4706"/>
-          </w:tcPr>
-          <w:p>
-            <w:r>
-              <w:rPr>
-                <w:b w:val="0"/>
-                <w:i w:val="0"/>
-                <w:sz w:val="17"/>
-              </w:rPr>
-              <w:t>Les informations sur l'acte de naissance (ni Jours, ni mois et ni années) de  oumou sow  manquent, s'il vous plait pouvez-vous fournir d'effort pour avoir ces informations.</w:t>
-            </w:r>
-          </w:p>
-        </w:tc>
-      </w:tr>
-      <w:tr>
-        <w:tc>
-          <w:tcPr>
-            <w:tcW w:type="dxa" w:w="964"/>
-          </w:tcPr>
-          <w:p>
-            <w:r>
-              <w:rPr>
-                <w:b/>
-                <w:i w:val="0"/>
-                <w:color w:val="EA580C"/>
-                <w:sz w:val="16"/>
-              </w:rPr>
-              <w:t>Moyenne</w:t>
-            </w:r>
-          </w:p>
-        </w:tc>
-        <w:tc>
-          <w:tcPr>
-            <w:tcW w:type="dxa" w:w="1247"/>
-          </w:tcPr>
-          <w:p>
-            <w:r>
-              <w:rPr>
-                <w:b/>
-                <w:i w:val="0"/>
-                <w:sz w:val="16"/>
-              </w:rPr>
-              <w:t>S02</w:t>
-              <w:br/>
-            </w:r>
-            <w:r>
-              <w:rPr>
-                <w:b w:val="0"/>
-                <w:i w:val="0"/>
-                <w:color w:val="64748B"/>
-                <w:sz w:val="14"/>
-              </w:rPr>
-              <w:t>Éducation</w:t>
-            </w:r>
-          </w:p>
-        </w:tc>
-        <w:tc>
-          <w:tcPr>
-            <w:tcW w:type="dxa" w:w="1531"/>
-          </w:tcPr>
-          <w:p>
-            <w:r>
-              <w:rPr>
-                <w:b/>
-                <w:i w:val="0"/>
-                <w:color w:val="16A34A"/>
-                <w:sz w:val="16"/>
-              </w:rPr>
-              <w:t>—</w:t>
-            </w:r>
-          </w:p>
-        </w:tc>
-        <w:tc>
-          <w:tcPr>
-            <w:tcW w:type="dxa" w:w="1191"/>
-          </w:tcPr>
-          <w:p>
-            <w:r>
-              <w:rPr>
-                <w:b w:val="0"/>
-                <w:i w:val="0"/>
-                <w:color w:val="64748B"/>
-                <w:sz w:val="16"/>
-              </w:rPr>
-              <w:t>GT-CQ</w:t>
-            </w:r>
-          </w:p>
-        </w:tc>
-        <w:tc>
-          <w:tcPr>
-            <w:tcW w:type="dxa" w:w="4706"/>
-          </w:tcPr>
-          <w:p>
-            <w:r>
-              <w:rPr>
-                <w:b w:val="0"/>
-                <w:i w:val="0"/>
-                <w:sz w:val="17"/>
-              </w:rPr>
-              <w:t>veuillez, s'il vous plait, confirmer les frais de scolarité ( 2000 FCFA) payée de souleymane sidibe avec le QG ou apporter les corrections nécessaires.</w:t>
             </w:r>
           </w:p>
         </w:tc>
@@ -3424,7 +3064,7 @@
                 <w:color w:val="16A34A"/>
                 <w:sz w:val="16"/>
               </w:rPr>
-              <w:t>s00q04, s01q41a, s01q00b</w:t>
+              <w:t>s00q04, s01q41, s01q00b</w:t>
             </w:r>
           </w:p>
         </w:tc>
@@ -3455,7 +3095,7 @@
                 <w:i w:val="0"/>
                 <w:sz w:val="17"/>
               </w:rPr>
-              <w:t>Avertissement!!! Aldjouma sidibé a 36 ans et vit en milieu urbain dit n'avoir pas dépensé (0 Fcfa) ou reçu en cadeau pour les recharges internet ou de forfaits de données mobiles(hors appels vocaux) aucours des 30 derniers jours, prière de confirmer cette information auprès de l'enquêté ou confirmer avec le QG.</w:t>
+              <w:t>Avertissement!!! oumou sow a 23 ans et vit en milieu urbain dit n'avoir pas dépensé (0 Fcfa) ou reçu en cadeau pour les cartes prépayées, les transferts de crédit et les abonnements, prière de confirmer cette information auprès de l'enquêté ou confirmer avec le QG.</w:t>
             </w:r>
           </w:p>
         </w:tc>
@@ -3514,7 +3154,7 @@
                 <w:color w:val="16A34A"/>
                 <w:sz w:val="16"/>
               </w:rPr>
-              <w:t>s00q04, s01q41, s01q00b</w:t>
+              <w:t>s00q04, s01q41a, s01q00b</w:t>
             </w:r>
           </w:p>
         </w:tc>
@@ -3545,7 +3185,7 @@
                 <w:i w:val="0"/>
                 <w:sz w:val="17"/>
               </w:rPr>
-              <w:t>Avertissement!!! oumou sow a 23 ans et vit en milieu urbain dit n'avoir pas dépensé (0 Fcfa) ou reçu en cadeau pour les cartes prépayées, les transferts de crédit et les abonnements, prière de confirmer cette information auprès de l'enquêté ou confirmer avec le QG.</w:t>
+              <w:t>Avertissement!!! Aldjouma sidibé a 36 ans et vit en milieu urbain dit n'avoir pas dépensé (0 Fcfa) ou reçu en cadeau pour les recharges internet ou de forfaits de données mobiles(hors appels vocaux) aucours des 30 derniers jours, prière de confirmer cette information auprès de l'enquêté ou confirmer avec le QG.</w:t>
             </w:r>
           </w:p>
         </w:tc>
